--- a/docs/measurement_2026-09-11/cell_measurement_sheet.docx
+++ b/docs/measurement_2026-09-11/cell_measurement_sheet.docx
@@ -38,7 +38,7 @@
           <w:i/>
           <w:sz w:val="19"/>
         </w:rPr>
-        <w:t>Prepared 2026-09-11 from the simulation at commit 19f4edc (taught-pose layout, uncommitted working tree). Values are in centimetres, one decimal.</w:t>
+        <w:t>Prepared 2026-09-11 from the simulation at commit e1c152d (taught-pose layout, uncommitted working tree). Values are in centimetres, one decimal.</w:t>
       </w:r>
     </w:p>
     <w:p>
@@ -8104,7 +8104,7 @@
               <w:rPr>
                 <w:sz w:val="18"/>
               </w:rPr>
-              <w:t>10.3</w:t>
+              <w:t>10.7</w:t>
             </w:r>
           </w:p>
         </w:tc>
@@ -8225,7 +8225,7 @@
               <w:rPr>
                 <w:sz w:val="18"/>
               </w:rPr>
-              <w:t>12.6</w:t>
+              <w:t>12.0</w:t>
             </w:r>
           </w:p>
         </w:tc>
@@ -8467,7 +8467,7 @@
               <w:rPr>
                 <w:sz w:val="18"/>
               </w:rPr>
-              <w:t>11.4</w:t>
+              <w:t>10.9</w:t>
             </w:r>
           </w:p>
         </w:tc>
@@ -9552,7 +9552,7 @@
               <w:rPr>
                 <w:sz w:val="18"/>
               </w:rPr>
-              <w:t>20.6</w:t>
+              <w:t>23.8</w:t>
             </w:r>
           </w:p>
         </w:tc>
@@ -11875,7 +11875,7 @@
               <w:rPr>
                 <w:sz w:val="18"/>
               </w:rPr>
-              <w:t>37.4 + 10.9 + 12.6 = 60.9  (D2 61.0)</w:t>
+              <w:t>37.4 + 10.9 + 12.0 = 60.3  (D2 61.0)</w:t>
             </w:r>
           </w:p>
         </w:tc>
